--- a/testakten/statusfeststellung-gmbh-geschaeftsfuehrer-minderheit-erlangen/24_vergleichsprotokoll.docx
+++ b/testakten/statusfeststellung-gmbh-geschaeftsfuehrer-minderheit-erlangen/24_vergleichsprotokoll.docx
@@ -37,7 +37,7 @@
           <w:i w:val="0"/>
           <w:sz w:val="22"/>
         </w:rPr>
-        <w:t>Fuer die Klaeger: Dr. Fabian Rehbogen, Rechtsanwalt. Dr. Henrik Vogt, persoenlich. Fuer die Beklagte: Regierungsdirektorin Frau Bettina Holzapfel.</w:t>
+        <w:t>Für die Kläger: Dr. Fabian Rehbogen, Rechtsanwalt. Dr. Henrik Vogt, persönlich. Für die Beklagte: Regierungsdirektorin Frau Bettina Holzapfel.</w:t>
       </w:r>
     </w:p>
     <w:p>
@@ -56,7 +56,7 @@
           <w:i w:val="0"/>
           <w:sz w:val="22"/>
         </w:rPr>
-        <w:t>Das Gericht weist darauf hin, dass die Sperrminoritaet nach Paragraf 6.5 des Gesellschaftsvertrags nach vorlaeufiger Einschaetzung der Kammer zu eng gefasst sei, um fuer die Zeit ab September 2025 eine durchgreifende Rechtsmachtaenderung zu belegen. Die Kammer regt gleichwohl eine vergleichsweise Erledigung an, weil die tatsaechliche Handhabung im Einzelfall streitig bleibt und eine Beweisaufnahme mit erheblichem Aufwand verbunden waere.</w:t>
+        <w:t>Das Gericht weist darauf hin, dass die Sperrminorität nach Paragraf 6.5 des Gesellschaftsvertrags nach vorläufiger Einschätzung der Kammer zu eng gefasst sei, um für die Zeit ab September 2025 eine durchgreifende Rechtsmachtänderung zu belegen. Die Kammer regt gleichwohl eine vergleichsweise Erledigung an, weil die tatsächliche Handhabung im Einzelfall streitig bleibt und eine Beweisaufnahme mit erheblichem Aufwand verbunden wäre.</w:t>
       </w:r>
     </w:p>
     <w:p>
@@ -75,7 +75,7 @@
           <w:i w:val="0"/>
           <w:sz w:val="22"/>
         </w:rPr>
-        <w:t>Die Beteiligten schliessen folgenden Vergleich: Fuer den Zeitraum vom 01.03.2023 bis zum 31.12.2025 besteht Sozialversicherungspflicht des Herrn Dr. Vogt als Geschaeftsfuehrer der Neuralis MedTech GmbH. Fuer den Zeitraum ab dem 01.01.2026 stellt die Beklagte fest, dass Herr Dr. Vogt nicht der Versicherungspflicht unterliegt, nachdem die Klaegerin zu 1 mit weiterem Nachtrag vom 15.10.2026 die Sperrminoritaet auf saemtliche Beschluesse zur Feststellung des Jahresbudgets und zur Verguetungsstruktur des Klaegers zu 2 erstreckt hat.</w:t>
+        <w:t>Die Beteiligten schließen folgenden Vergleich: Für den Zeitraum vom 01.03.2023 bis zum 31.12.2025 besteht Sozialversicherungspflicht des Herrn Dr. Vogt als Geschäftsführer der Neuralis MedTech GmbH. Für den Zeitraum ab dem 01.01.2026 stellt die Beklagte fest, dass Herr Dr. Vogt nicht der Versicherungspflicht unterliegt, nachdem die Klägerin zu 1 mit weiterem Nachtrag vom 15.10.2026 die Sperrminorität auf sämtliche Beschlüsse zur Feststellung des Jahresbudgets und zur Vergütungsstruktur des Klägers zu 2 erstreckt hat.</w:t>
       </w:r>
     </w:p>
     <w:p>
@@ -86,7 +86,7 @@
           <w:i w:val="0"/>
           <w:sz w:val="22"/>
         </w:rPr>
-        <w:t>Die Beitragsnachforderung fuer den anerkannten Zeitraum wird auf Grundlage der Anlage zur Beitragsberechnung festgesetzt. Saeumniszuschlaege werden ab dem 18.11.2025 (Zugang der Anhoerung) erhoben. Die Kosten des Verfahrens werden gegeneinander aufgehoben.</w:t>
+        <w:t>Die Beitragsnachforderung für den anerkannten Zeitraum wird auf Grundlage der Anlage zur Beitragsberechnung festgesetzt. Säumniszuschläge werden ab dem 18.11.2025 (Zugang der Anhörung) erhoben. Die Kosten des Verfahrens werden gegeneinander aufgehoben.</w:t>
       </w:r>
     </w:p>
     <w:p>
@@ -97,28 +97,104 @@
           <w:i w:val="0"/>
           <w:sz w:val="22"/>
         </w:rPr>
-        <w:t>Vorgelesen und genehmigt. Protokollfuehrerin: Justizangestellte Frau Karin Deml.</w:t>
-      </w:r>
-    </w:p>
-    <w:p>
-      <w:r>
-        <w:rPr>
-          <w:rFonts w:ascii="Times New Roman" w:hAnsi="Times New Roman"/>
-          <w:b w:val="0"/>
-          <w:i w:val="0"/>
-          <w:sz w:val="22"/>
-        </w:rPr>
-        <w:t>Formathinweis: Dieses Aktenstück wird in Times New Roman, 11 pt, mit ausschließlich dezimaler Gliederung ausgegeben.</w:t>
+        <w:t>Vorgelesen und genehmigt. Protokollführerin: Justizangestellte Frau Karin Deml.</w:t>
       </w:r>
     </w:p>
     <w:sectPr>
-      <w:pgSz w:w="12240" w:h="15840"/>
-      <w:pgMar w:top="1440" w:right="1800" w:bottom="1440" w:left="1800" w:header="720" w:footer="720" w:gutter="0"/>
+      <w:headerReference w:type="default" r:id="rId9"/>
+      <w:footerReference w:type="default" r:id="rId10"/>
+      <w:pgSz w:w="11906" w:h="16838"/>
+      <w:pgMar w:top="1440" w:right="1800" w:bottom="1440" w:left="1800" w:header="680" w:footer="567" w:gutter="0"/>
       <w:cols w:space="720"/>
       <w:docGrid w:linePitch="360"/>
     </w:sectPr>
   </w:body>
 </w:document>
+</file>
+
+<file path=word/footer1.xml><?xml version="1.0" encoding="utf-8"?>
+<w:ftr xmlns:m="http://schemas.openxmlformats.org/officeDocument/2006/math" xmlns:mc="http://schemas.openxmlformats.org/markup-compatibility/2006" xmlns:mo="http://schemas.microsoft.com/office/mac/office/2008/main" xmlns:mv="urn:schemas-microsoft-com:mac:vml" xmlns:o="urn:schemas-microsoft-com:office:office" xmlns:r="http://schemas.openxmlformats.org/officeDocument/2006/relationships" xmlns:v="urn:schemas-microsoft-com:vml" xmlns:w10="urn:schemas-microsoft-com:office:word" xmlns:w14="http://schemas.microsoft.com/office/word/2010/wordml" xmlns:w="http://schemas.openxmlformats.org/wordprocessingml/2006/main" xmlns:wne="http://schemas.microsoft.com/office/word/2006/wordml" xmlns:wp14="http://schemas.microsoft.com/office/word/2010/wordprocessingDrawing" xmlns:wp="http://schemas.openxmlformats.org/drawingml/2006/wordprocessingDrawing" xmlns:wpc="http://schemas.microsoft.com/office/word/2010/wordprocessingCanvas" xmlns:wpg="http://schemas.microsoft.com/office/word/2010/wordprocessingGroup" xmlns:wpi="http://schemas.microsoft.com/office/word/2010/wordprocessingInk" xmlns:wps="http://schemas.microsoft.com/office/word/2010/wordprocessingShape" mc:Ignorable="w14 wp14">
+  <w:p>
+    <w:pPr>
+      <w:pStyle w:val="Footer"/>
+      <w:tabs>
+        <w:tab w:pos="9071" w:val="right"/>
+      </w:tabs>
+      <w:jc w:val="left"/>
+    </w:pPr>
+    <w:r>
+      <w:rPr>
+        <w:rFonts w:ascii="Times New Roman" w:hAnsi="Times New Roman"/>
+        <w:color w:val="6B6B66"/>
+        <w:sz w:val="16"/>
+      </w:rPr>
+    </w:r>
+    <w:r>
+      <w:rPr>
+        <w:rFonts w:ascii="Times New Roman" w:hAnsi="Times New Roman"/>
+        <w:color w:val="6B6B66"/>
+        <w:sz w:val="16"/>
+      </w:rPr>
+      <w:t>Sozialgericht Erlangen</w:t>
+    </w:r>
+    <w:r>
+      <w:rPr>
+        <w:rFonts w:ascii="Times New Roman" w:hAnsi="Times New Roman"/>
+        <w:color w:val="6B6B66"/>
+        <w:sz w:val="16"/>
+      </w:rPr>
+      <w:tab/>
+      <w:t xml:space="preserve">Seite </w:t>
+    </w:r>
+    <w:r>
+      <w:rPr>
+        <w:rFonts w:ascii="Times New Roman" w:hAnsi="Times New Roman"/>
+        <w:color w:val="6B6B66"/>
+        <w:sz w:val="16"/>
+      </w:rPr>
+      <w:fldChar w:fldCharType="begin"/>
+      <w:instrText xml:space="preserve"> PAGE </w:instrText>
+      <w:fldChar w:fldCharType="end"/>
+    </w:r>
+  </w:p>
+</w:ftr>
+</file>
+
+<file path=word/header1.xml><?xml version="1.0" encoding="utf-8"?>
+<w:hdr xmlns:m="http://schemas.openxmlformats.org/officeDocument/2006/math" xmlns:mc="http://schemas.openxmlformats.org/markup-compatibility/2006" xmlns:mo="http://schemas.microsoft.com/office/mac/office/2008/main" xmlns:mv="urn:schemas-microsoft-com:mac:vml" xmlns:o="urn:schemas-microsoft-com:office:office" xmlns:r="http://schemas.openxmlformats.org/officeDocument/2006/relationships" xmlns:v="urn:schemas-microsoft-com:vml" xmlns:w10="urn:schemas-microsoft-com:office:word" xmlns:w14="http://schemas.microsoft.com/office/word/2010/wordml" xmlns:w="http://schemas.openxmlformats.org/wordprocessingml/2006/main" xmlns:wne="http://schemas.microsoft.com/office/word/2006/wordml" xmlns:wp14="http://schemas.microsoft.com/office/word/2010/wordprocessingDrawing" xmlns:wp="http://schemas.openxmlformats.org/drawingml/2006/wordprocessingDrawing" xmlns:wpc="http://schemas.microsoft.com/office/word/2010/wordprocessingCanvas" xmlns:wpg="http://schemas.microsoft.com/office/word/2010/wordprocessingGroup" xmlns:wpi="http://schemas.microsoft.com/office/word/2010/wordprocessingInk" xmlns:wps="http://schemas.microsoft.com/office/word/2010/wordprocessingShape" mc:Ignorable="w14 wp14">
+  <w:p>
+    <w:pPr>
+      <w:pStyle w:val="Header"/>
+      <w:jc w:val="left"/>
+    </w:pPr>
+    <w:r/>
+    <w:r>
+      <w:rPr>
+        <w:rFonts w:ascii="Times New Roman" w:hAnsi="Times New Roman"/>
+        <w:b/>
+        <w:color w:val="3B3F45"/>
+        <w:sz w:val="24"/>
+      </w:rPr>
+      <w:t>Sozialgericht Erlangen</w:t>
+    </w:r>
+  </w:p>
+  <w:p>
+    <w:pPr>
+      <w:jc w:val="left"/>
+      <w:pBdr>
+        <w:bottom w:val="single" w:sz="6" w:space="2" w:color="3B3F45"/>
+      </w:pBdr>
+    </w:pPr>
+    <w:r>
+      <w:rPr>
+        <w:rFonts w:ascii="Times New Roman" w:hAnsi="Times New Roman"/>
+        <w:color w:val="6B6B66"/>
+        <w:sz w:val="16"/>
+      </w:rPr>
+      <w:t>Az. S 5 R 214/26 - Termin vom 20.10.2026 · Az. S 5 R 214/26 - Termin vom 20.10.2</w:t>
+    </w:r>
+  </w:p>
+</w:hdr>
 </file>
 
 <file path=word/numbering.xml><?xml version="1.0" encoding="utf-8"?>
